--- a/courts/fourth-circuit/virginia/state/court-of-appeals/answering-brief/usage/OUTPUT-answering-brief.docx
+++ b/courts/fourth-circuit/virginia/state/court-of-appeals/answering-brief/usage/OUTPUT-answering-brief.docx
@@ -356,7 +356,7 @@
     </w:p>
     <w:p>
       <w:pPr>
-        <w:spacing w:before="0" w:after="0" w:line="720" w:lineRule="exact"/>
+        <w:spacing w:before="0" w:after="0" w:line="3081" w:lineRule="exact"/>
       </w:pPr>
     </w:p>
     <w:tbl>
@@ -1719,7 +1719,7 @@
         <w:tab/>
       </w:r>
       <w:r>
-        <w:t xml:space="preserve">32</w:t>
+        <w:t xml:space="preserve">33</w:t>
       </w:r>
     </w:p>
     <w:p>
@@ -1845,7 +1845,7 @@
         <w:tab/>
       </w:r>
       <w:r>
-        <w:t xml:space="preserve">45</w:t>
+        <w:t xml:space="preserve">46</w:t>
       </w:r>
     </w:p>
     <w:p>
@@ -2105,7 +2105,7 @@
         <w:tab/>
       </w:r>
       <w:r>
-        <w:t xml:space="preserve">4, 7, 14, 35, 37, 38, 44</w:t>
+        <w:t xml:space="preserve">4, 7, 14, 35, 37, 39, 45</w:t>
       </w:r>
     </w:p>
     <w:p>
@@ -4335,7 +4335,7 @@
           <w:tab w:val="right" w:leader="dot" w:pos="9360"/>
         </w:tabs>
         <w:spacing w:before="252" w:after="0" w:line="322" w:lineRule="exact"/>
-        <w:ind w:left="720" w:right="1400" w:hanging="720"/>
+        <w:ind w:left="720" w:right="1820" w:hanging="720"/>
       </w:pPr>
       <w:r>
         <w:rPr>
@@ -4472,7 +4472,7 @@
         <w:tab/>
       </w:r>
       <w:r>
-        <w:t xml:space="preserve">4, 29, 38, 43</w:t>
+        <w:t xml:space="preserve">4, 29, 38, 43, 44</w:t>
       </w:r>
     </w:p>
     <w:p>
@@ -7931,7 +7931,7 @@
         <w:tab/>
       </w:r>
       <w:r>
-        <w:t xml:space="preserve">35</w:t>
+        <w:t xml:space="preserve">35, 36</w:t>
       </w:r>
     </w:p>
     <w:p>
@@ -8064,7 +8064,7 @@
           <w:tab w:val="right" w:leader="dot" w:pos="9360"/>
         </w:tabs>
         <w:spacing w:before="252" w:after="0" w:line="322" w:lineRule="exact"/>
-        <w:ind w:left="720" w:right="1400" w:hanging="720"/>
+        <w:ind w:left="720" w:right="1120" w:hanging="720"/>
       </w:pPr>
       <w:r>
         <w:rPr>
@@ -8267,7 +8267,7 @@
         <w:tab/>
       </w:r>
       <w:r>
-        <w:t xml:space="preserve">4, 36, 43, 44</w:t>
+        <w:t xml:space="preserve">37</w:t>
       </w:r>
     </w:p>
     <w:p>
@@ -8521,7 +8521,7 @@
         <w:tab/>
       </w:r>
       <w:r>
-        <w:t xml:space="preserve">4, 43, 44</w:t>
+        <w:t xml:space="preserve">4, 44</w:t>
       </w:r>
     </w:p>
     <w:p>
@@ -9387,7 +9387,7 @@
           <w:tab w:val="right" w:leader="dot" w:pos="9360"/>
         </w:tabs>
         <w:spacing w:before="252" w:after="0" w:line="322" w:lineRule="exact"/>
-        <w:ind w:left="720" w:right="1120" w:hanging="720"/>
+        <w:ind w:left="720" w:right="1540" w:hanging="720"/>
       </w:pPr>
       <w:r>
         <w:rPr>
@@ -9546,7 +9546,7 @@
         <w:tab/>
       </w:r>
       <w:r>
-        <w:t xml:space="preserve">39, 40, 42</w:t>
+        <w:t xml:space="preserve">39, 40, 41, 43</w:t>
       </w:r>
     </w:p>
     <w:p>
@@ -10557,7 +10557,7 @@
           <w:tab w:val="right" w:leader="dot" w:pos="9360"/>
         </w:tabs>
         <w:spacing w:before="252" w:after="0" w:line="322" w:lineRule="exact"/>
-        <w:ind w:left="720" w:right="2660" w:hanging="720"/>
+        <w:ind w:left="720" w:right="3080" w:hanging="720"/>
       </w:pPr>
       <w:r>
         <w:rPr>
@@ -10656,7 +10656,7 @@
         <w:tab/>
       </w:r>
       <w:r>
-        <w:t xml:space="preserve">9, 16, 17, 19, 23, 27, 30</w:t>
+        <w:t xml:space="preserve">9, 16, 17, 19, 23, 27, 30, 31</w:t>
       </w:r>
     </w:p>
     <w:p>
@@ -10666,7 +10666,7 @@
           <w:tab w:val="right" w:leader="dot" w:pos="9360"/>
         </w:tabs>
         <w:spacing w:before="252" w:after="0" w:line="322" w:lineRule="exact"/>
-        <w:ind w:left="720" w:right="1820" w:hanging="720"/>
+        <w:ind w:left="720" w:right="1400" w:hanging="720"/>
       </w:pPr>
       <w:r>
         <w:rPr>
@@ -10743,7 +10743,7 @@
         <w:tab/>
       </w:r>
       <w:r>
-        <w:t xml:space="preserve">4, 35, 36, 37, 44</w:t>
+        <w:t xml:space="preserve">4, 35, 37, 45</w:t>
       </w:r>
     </w:p>
     <w:p>
@@ -10975,7 +10975,7 @@
         <w:tab/>
       </w:r>
       <w:r>
-        <w:t xml:space="preserve">18, 31</w:t>
+        <w:t xml:space="preserve">18, 32</w:t>
       </w:r>
     </w:p>
     <w:p>
@@ -11667,7 +11667,7 @@
         <w:tab/>
       </w:r>
       <w:r>
-        <w:t xml:space="preserve">39</w:t>
+        <w:t xml:space="preserve">40</w:t>
       </w:r>
     </w:p>
     <w:p>
@@ -11952,7 +11952,7 @@
         <w:tab/>
       </w:r>
       <w:r>
-        <w:t xml:space="preserve">39</w:t>
+        <w:t xml:space="preserve">40</w:t>
       </w:r>
     </w:p>
     <w:p>
@@ -12546,7 +12546,7 @@
         <w:tab/>
       </w:r>
       <w:r>
-        <w:t xml:space="preserve">31</w:t>
+        <w:t xml:space="preserve">32</w:t>
       </w:r>
     </w:p>
     <w:p>
@@ -12806,7 +12806,7 @@
         <w:tab/>
       </w:r>
       <w:r>
-        <w:t xml:space="preserve">33</w:t>
+        <w:t xml:space="preserve">34</w:t>
       </w:r>
     </w:p>
     <w:p>
@@ -12962,7 +12962,7 @@
         <w:tab/>
       </w:r>
       <w:r>
-        <w:t xml:space="preserve">33</w:t>
+        <w:t xml:space="preserve">34</w:t>
       </w:r>
     </w:p>
     <w:p>
@@ -13014,7 +13014,7 @@
         <w:tab/>
       </w:r>
       <w:r>
-        <w:t xml:space="preserve">33</w:t>
+        <w:t xml:space="preserve">34</w:t>
       </w:r>
     </w:p>
     <w:p>
@@ -13054,7 +13054,7 @@
         <w:tab/>
       </w:r>
       <w:r>
-        <w:t xml:space="preserve">33</w:t>
+        <w:t xml:space="preserve">34</w:t>
       </w:r>
     </w:p>
     <w:p>
@@ -13692,7 +13692,7 @@
         <w:tab/>
       </w:r>
       <w:r>
-        <w:t xml:space="preserve">30</w:t>
+        <w:t xml:space="preserve">31</w:t>
       </w:r>
     </w:p>
     <w:p>
@@ -13996,47 +13996,99 @@
         <w:t xml:space="preserve">See, e.g.</w:t>
       </w:r>
       <w:r>
-        <w:t xml:space="preserve">, Code titles 10.1, 28.2, 29.1, 45.2, 62.1, 67. Those statutes entrust the Virginia Department of Environmental Quality (DEQ), Virginia Department of Energy (DOE), and other expert regulatory bodies with implementing that regime. Code § 10.1</w:t>
+        <w:t xml:space="preserve">, Code titles 10.1, 28.2, 29.1, 45.2, 62.1, 67. Those statutes entrust the Virginia Department of Environmental Quality (DEQ), Virginia Department of Energy (DOE), and other expert regulatory bodies with implementing that regime. Code § 10.1-⁠1183</w:t>
+      </w:r>
+      <w:r>
+        <w:t xml:space="preserve"> </w:t>
+      </w:r>
+      <w:r>
+        <w:t xml:space="preserve">(establishing DEQ), § 45.2-⁠102</w:t>
+      </w:r>
+      <w:r>
+        <w:t xml:space="preserve"> </w:t>
+      </w:r>
+      <w:r>
+        <w:t xml:space="preserve">(establishing DOE). The agencies have issued extensive administrative regulations that occupy two titles of the Administrative Code.</w:t>
+      </w:r>
+      <w:r>
+        <w:t xml:space="preserve"> </w:t>
+      </w:r>
+      <w:r>
+        <w:rPr>
+          <w:i/>
+          <w:iCs/>
+        </w:rPr>
+        <w:t xml:space="preserve">See</w:t>
+      </w:r>
+      <w:r>
+        <w:t xml:space="preserve"> </w:t>
+      </w:r>
+      <w:r>
+        <w:t xml:space="preserve">Va. Admin. Code titles 4, 9.</w:t>
+      </w:r>
+    </w:p>
+    <w:p>
+      <w:pPr>
+        <w:pStyle w:val="BodyText"/>
+      </w:pPr>
+      <w:r>
+        <w:t xml:space="preserve">The General Assembly enacted the Gas and Oil Act of 1990 in chapter 16 of Title 45.2 to serve multiple purposes. Relevant here, the General Assembly provided that the Act shall be “construed” and “administer[ed]” to “provide a method of gas and oil conservation for maximizing exploration, development, production, and utilization of gas and oil resources,” Code §§ 45.2-⁠1602(2),</w:t>
+      </w:r>
+      <w:r>
+        <w:t xml:space="preserve"> </w:t>
+      </w:r>
+      <w:r>
+        <w:t xml:space="preserve">45.2</w:t>
       </w:r>
       <w:r>
         <w:noBreakHyphen/>
       </w:r>
       <w:r>
-        <w:t xml:space="preserve">1183</w:t>
-      </w:r>
-      <w:r>
-        <w:t xml:space="preserve"> </w:t>
-      </w:r>
-      <w:r>
-        <w:t xml:space="preserve">(establishing DEQ), § 45.2</w:t>
+        <w:t xml:space="preserve">1614(A)⁠(1),</w:t>
+      </w:r>
+      <w:r>
+        <w:t xml:space="preserve"> </w:t>
+      </w:r>
+      <w:r>
+        <w:t xml:space="preserve">(A)⁠(2), as well as coal resources in certain circumstances, Code §§ 45.2-⁠1602(5),</w:t>
+      </w:r>
+      <w:r>
+        <w:t xml:space="preserve"> </w:t>
+      </w:r>
+      <w:r>
+        <w:t xml:space="preserve">45.2</w:t>
       </w:r>
       <w:r>
         <w:noBreakHyphen/>
       </w:r>
       <w:r>
-        <w:t xml:space="preserve">102</w:t>
-      </w:r>
-      <w:r>
-        <w:t xml:space="preserve"> </w:t>
-      </w:r>
-      <w:r>
-        <w:t xml:space="preserve">(establishing DOE). The agencies have issued extensive administrative regulations that occupy two titles of the Administrative Code.</w:t>
-      </w:r>
-      <w:r>
-        <w:t xml:space="preserve"> </w:t>
-      </w:r>
-      <w:r>
-        <w:rPr>
-          <w:i/>
-          <w:iCs/>
-        </w:rPr>
-        <w:t xml:space="preserve">See</w:t>
-      </w:r>
-      <w:r>
-        <w:t xml:space="preserve"> </w:t>
-      </w:r>
-      <w:r>
-        <w:t xml:space="preserve">Va. Admin. Code titles 4, 9.</w:t>
+        <w:t xml:space="preserve">1614(A)⁠(4).</w:t>
+      </w:r>
+      <w:r>
+        <w:t xml:space="preserve"> </w:t>
+      </w:r>
+      <w:r>
+        <w:t xml:space="preserve">In serving these purposes, the General Assembly stated that the Act must be construed “[t]o protect the citizens and the environment of the Commonwealth from the public safety and environmental risks associated with the development and production of gas or oil,” Code § 45.2-⁠1602(6),</w:t>
+      </w:r>
+      <w:r>
+        <w:t xml:space="preserve"> </w:t>
+      </w:r>
+      <w:r>
+        <w:t xml:space="preserve">as well as to “promote the safe and efficient exploration for and development, production, utilization, and conservation of the Commonwealth’s gas and oil resources,” Code § 45.2-⁠1602(1).</w:t>
+      </w:r>
+    </w:p>
+    <w:p>
+      <w:pPr>
+        <w:pStyle w:val="BodyTextNote"/>
+      </w:pPr>
+      <w:r>
+        <w:t xml:space="preserve">Plaintiffs are thirteen Virginia children represented by Our Children’s Trust—an organization that has filed unsuccessful suits raising the same legal theories in federal and state courts across the country.</w:t>
+      </w:r>
+      <w:r>
+        <w:rPr>
+          <w:rStyle w:val="FootnoteReference"/>
+        </w:rPr>
+        <w:footnoteReference w:id="9"/>
       </w:r>
     </w:p>
     <w:p>
@@ -14044,73 +14096,188 @@
         <w:pStyle w:val="BodyText"/>
       </w:pPr>
       <w:r>
-        <w:t xml:space="preserve">The General Assembly enacted the Gas and Oil Act of 1990 in chapter 16 of Title 45.2 to serve multiple purposes. Relevant here, the General Assembly provided that the Act shall be “construed” and “administer[ed]” to “provide a method of gas and oil conservation for maximizing exploration, development, production, and utilization of gas and oil resources,” Code §§ 45.2</w:t>
-      </w:r>
-      <w:r>
-        <w:noBreakHyphen/>
-      </w:r>
-      <w:r>
-        <w:t xml:space="preserve">1602(2),</w:t>
-      </w:r>
-      <w:r>
-        <w:t xml:space="preserve"> </w:t>
-      </w:r>
-      <w:r>
-        <w:t xml:space="preserve">45.2</w:t>
-      </w:r>
-      <w:r>
-        <w:noBreakHyphen/>
-      </w:r>
-      <w:r>
-        <w:t xml:space="preserve">1614(A)⁠(1),</w:t>
-      </w:r>
-      <w:r>
-        <w:t xml:space="preserve"> </w:t>
-      </w:r>
-      <w:r>
-        <w:t xml:space="preserve">(A)⁠(2), as well as coal resources in certain circumstances, Code §§ 45.2</w:t>
-      </w:r>
-      <w:r>
-        <w:noBreakHyphen/>
-      </w:r>
-      <w:r>
-        <w:t xml:space="preserve">1602(5),</w:t>
-      </w:r>
-      <w:r>
-        <w:t xml:space="preserve"> </w:t>
-      </w:r>
-      <w:r>
-        <w:t xml:space="preserve">45.2</w:t>
-      </w:r>
-      <w:r>
-        <w:noBreakHyphen/>
-      </w:r>
-      <w:r>
-        <w:t xml:space="preserve">1614(A)⁠(4).</w:t>
-      </w:r>
-      <w:r>
-        <w:t xml:space="preserve"> </w:t>
-      </w:r>
-      <w:r>
-        <w:t xml:space="preserve">In serving these purposes, the General Assembly stated that the Act must be construed “[t]o protect the citizens and the environment of the Commonwealth from the public safety and environmental risks associated with the development and production of gas or oil,” Code § 45.2</w:t>
-      </w:r>
-      <w:r>
-        <w:noBreakHyphen/>
-      </w:r>
-      <w:r>
-        <w:t xml:space="preserve">1602(6),</w:t>
-      </w:r>
-      <w:r>
-        <w:t xml:space="preserve"> </w:t>
-      </w:r>
-      <w:r>
-        <w:t xml:space="preserve">as well as to “promote the safe and efficient exploration for and development, production, utilization, and conservation of the Commonwealth’s gas and oil resources,” Code § 45.2</w:t>
-      </w:r>
-      <w:r>
-        <w:noBreakHyphen/>
-      </w:r>
-      <w:r>
-        <w:t xml:space="preserve">1602(1).</w:t>
+        <w:t xml:space="preserve">Plaintiffs sued the Commonwealth of Virginia, Governor Glenn Youngkin, DOE, DOE Director Will Clear, DEQ, and DEQ Director Michael Rolband in the Circuit Court for the City of Richmond.</w:t>
+      </w:r>
+    </w:p>
+    <w:p>
+      <w:pPr>
+        <w:pStyle w:val="BodyText"/>
+      </w:pPr>
+      <w:r>
+        <w:t xml:space="preserve">Plaintiffs purport to state claims under the jus publicum or “public trust” doctrine, a common law doctrine providing that the Commonwealth owns the submerged land under navigable tidal waters in “trust” for the public.</w:t>
+      </w:r>
+      <w:r>
+        <w:t xml:space="preserve"> </w:t>
+      </w:r>
+      <w:r>
+        <w:rPr>
+          <w:i/>
+          <w:iCs/>
+        </w:rPr>
+        <w:t xml:space="preserve">Chincoteague</w:t>
+      </w:r>
+      <w:r>
+        <w:rPr>
+          <w:i/>
+          <w:iCs/>
+        </w:rPr>
+        <w:t xml:space="preserve"> </w:t>
+      </w:r>
+      <w:r>
+        <w:rPr>
+          <w:i/>
+          <w:iCs/>
+        </w:rPr>
+        <w:t xml:space="preserve">Inn</w:t>
+      </w:r>
+      <w:r>
+        <w:t xml:space="preserve">, 287 Va. at 387;</w:t>
+      </w:r>
+      <w:r>
+        <w:t xml:space="preserve"> </w:t>
+      </w:r>
+      <w:r>
+        <w:rPr>
+          <w:i/>
+          <w:iCs/>
+        </w:rPr>
+        <w:t xml:space="preserve">see PPL Montana, LLC v. Montana</w:t>
+      </w:r>
+      <w:r>
+        <w:t xml:space="preserve">, 565 U.S. 603–04 (2012) (“[T]he States retain residual power to determine the scope of the public trust over waters within their borders, while federal law determines riverbed title”). The jus publicum creates a common-law “right to navigate the Commonwealth’s waters” in order “to move and transport goods.”</w:t>
+      </w:r>
+      <w:r>
+        <w:t xml:space="preserve"> </w:t>
+      </w:r>
+      <w:r>
+        <w:rPr>
+          <w:i/>
+          <w:iCs/>
+        </w:rPr>
+        <w:t xml:space="preserve">Chincoteague</w:t>
+      </w:r>
+      <w:r>
+        <w:rPr>
+          <w:i/>
+          <w:iCs/>
+        </w:rPr>
+        <w:t xml:space="preserve"> </w:t>
+      </w:r>
+      <w:r>
+        <w:rPr>
+          <w:i/>
+          <w:iCs/>
+        </w:rPr>
+        <w:t xml:space="preserve">Inn</w:t>
+      </w:r>
+      <w:r>
+        <w:t xml:space="preserve">, 287 Va. at 387 (quoting</w:t>
+      </w:r>
+      <w:r>
+        <w:t xml:space="preserve"> </w:t>
+      </w:r>
+      <w:r>
+        <w:rPr>
+          <w:i/>
+          <w:iCs/>
+        </w:rPr>
+        <w:t xml:space="preserve">City of Newport News</w:t>
+      </w:r>
+      <w:r>
+        <w:t xml:space="preserve">, 158 Va. at 550). As a “matter of Virginia common law,” the jus publicum is “subject to the Constitution of Virginia and the General Assembly’s modification by statute.”</w:t>
+      </w:r>
+      <w:r>
+        <w:t xml:space="preserve"> </w:t>
+      </w:r>
+      <w:r>
+        <w:rPr>
+          <w:i/>
+          <w:iCs/>
+        </w:rPr>
+        <w:t xml:space="preserve">Id.</w:t>
+      </w:r>
+      <w:r>
+        <w:t xml:space="preserve"> </w:t>
+      </w:r>
+      <w:r>
+        <w:t xml:space="preserve">at 383.</w:t>
+      </w:r>
+    </w:p>
+    <w:p>
+      <w:pPr>
+        <w:pStyle w:val="BodyText"/>
+      </w:pPr>
+      <w:r>
+        <w:t xml:space="preserve">Plaintiffs’ claims rest on a massive expansion of the doctrine, which they contend creates a “right to use an atmosphere, lands, and waters protected from pollution, impairment, or destruction,” under both the common law and the Virginia Constitution. R. 67, 70, 74 (Compl. ¶¶ 180, 193, 209). They challenge the Gas and Oil Act as well as the Commonwealth’s alleged “policy and practice of exercising [its] statutory discretion in favor of permitting fossil fuel infrastructure,” R. 9 (Compl. ¶ 12), for impairing their claimed jus publicum rights,</w:t>
+      </w:r>
+      <w:r>
+        <w:t xml:space="preserve"> </w:t>
+      </w:r>
+      <w:r>
+        <w:rPr>
+          <w:i/>
+          <w:iCs/>
+        </w:rPr>
+        <w:t xml:space="preserve">see</w:t>
+      </w:r>
+      <w:r>
+        <w:t xml:space="preserve"> </w:t>
+      </w:r>
+      <w:r>
+        <w:t xml:space="preserve">R. 63–67, 68–69, 71–73 (Compl. ¶¶ 166–⁠77, 182–89, 198–205), and thereby also violating their claimed “substantive due process rights in the Virginia Constitution,”</w:t>
+      </w:r>
+      <w:r>
+        <w:t xml:space="preserve"> </w:t>
+      </w:r>
+      <w:r>
+        <w:rPr>
+          <w:i/>
+          <w:iCs/>
+        </w:rPr>
+        <w:t xml:space="preserve">see</w:t>
+      </w:r>
+      <w:r>
+        <w:t xml:space="preserve"> </w:t>
+      </w:r>
+      <w:r>
+        <w:t xml:space="preserve">R. 66–67, 69–71, 73–75 (Compl. ¶¶ 178–⁠81, 190–97, 206–13).</w:t>
+      </w:r>
+    </w:p>
+    <w:p>
+      <w:pPr>
+        <w:pStyle w:val="BodyText"/>
+      </w:pPr>
+      <w:r>
+        <w:t xml:space="preserve">Plaintiffs allege that they have experienced numerous injuries as a consequence of global climate change. Among other things, they allege that “rising temperatures caused by climate change,” R. 12–13, 14, 17, 21 (Compl. ¶¶ 23, 28, 38, 49), interfere with their outdoor and recreational activities, R. 17, 51–52, 54 (Compl. ¶¶ 38, 135, 142), and have led to additional pollen affecting allergies, R. 22, 58 (Compl. ¶¶ 52, 148). They also allege that climate change has “alter[ed] insect populations,” including “ticks” that carry disease, R. 17, 52, 54 (Compl. ¶¶ 38, 136, 142), and has made gardening more “difficult,” R. 13 (Compl. ¶ 23).</w:t>
+      </w:r>
+    </w:p>
+    <w:p>
+      <w:pPr>
+        <w:pStyle w:val="BodyText"/>
+      </w:pPr>
+      <w:r>
+        <w:t xml:space="preserve">Plaintiffs further allege that global climate change has led to “ocean acidification,” which in turn has led to “higher costs in purchasing local shellfish.” R. 50 (Compl. ¶ 133). And they allege that their knowledge of climate change,</w:t>
+      </w:r>
+      <w:r>
+        <w:t xml:space="preserve"> </w:t>
+      </w:r>
+      <w:r>
+        <w:rPr>
+          <w:i/>
+          <w:iCs/>
+        </w:rPr>
+        <w:t xml:space="preserve">see, e.g.</w:t>
+      </w:r>
+      <w:r>
+        <w:t xml:space="preserve">, R. 12, 19–20 (Compl. ¶¶ 21, 46), has led to “anxiety about climate change,” R. 11–12, 15 (Compl. ¶¶ 20, 31), and harmed their asserted “religious and spiritual connection to Virginia’s environment,” R. 11 (Compl. ¶ 20).</w:t>
+      </w:r>
+    </w:p>
+    <w:p>
+      <w:pPr>
+        <w:pStyle w:val="BodyText"/>
+      </w:pPr>
+      <w:r>
+        <w:t xml:space="preserve">Plaintiffs seek a declaratory judgment that Virginia’s existing regulatory framework is unconstitutional and a violation of the jus publicum because it is insufficient to prevent global climate change. R.75–76.</w:t>
       </w:r>
     </w:p>
     <w:p>
@@ -14118,13 +14285,29 @@
         <w:pStyle w:val="BodyTextNote"/>
       </w:pPr>
       <w:r>
-        <w:t xml:space="preserve">Plaintiffs are thirteen Virginia children represented by Our Children’s Trust—an organization that has filed unsuccessful suits raising the same legal theories in federal and state courts across the country.</w:t>
+        <w:t xml:space="preserve">They also seek unspecified “injunctive relief,” R. 9–10, 69, 71, 73, 75 (Compl. ¶¶ 12, 14, 189, 197, 205, 213);</w:t>
+      </w:r>
+      <w:r>
+        <w:t xml:space="preserve"> </w:t>
+      </w:r>
+      <w:r>
+        <w:rPr>
+          <w:i/>
+          <w:iCs/>
+        </w:rPr>
+        <w:t xml:space="preserve">see also</w:t>
+      </w:r>
+      <w:r>
+        <w:t xml:space="preserve"> </w:t>
+      </w:r>
+      <w:r>
+        <w:t xml:space="preserve">R. 75.</w:t>
       </w:r>
       <w:r>
         <w:rPr>
           <w:rStyle w:val="FootnoteReference"/>
         </w:rPr>
-        <w:footnoteReference w:id="9"/>
+        <w:footnoteReference w:id="10"/>
       </w:r>
     </w:p>
     <w:p>
@@ -14132,7 +14315,7 @@
         <w:pStyle w:val="BodyText"/>
       </w:pPr>
       <w:r>
-        <w:t xml:space="preserve">Plaintiffs sued the Commonwealth of Virginia, Governor Glenn Youngkin, DOE, DOE Director Will Clear, DEQ, and DEQ Director Michael Rolband in the Circuit Court for the City of Richmond.</w:t>
+        <w:t xml:space="preserve">Defendants filed a demurrer and plea of sovereign immunity. These responsive pleadings raised several reasons Plaintiffs’ complaint should be dismissed, including that sovereign immunity barred their claims; that the claims violated the separation of powers; that Plaintiffs lacked standing; and that they failed to state a claim on the merits because the jus publicum does not apply to greenhouse gas emissions, and the Virginia Constitution creates no substantive due process right to an unimpaired atmosphere or environment. R. 127–47.</w:t>
       </w:r>
     </w:p>
     <w:p>
@@ -14140,226 +14323,7 @@
         <w:pStyle w:val="BodyText"/>
       </w:pPr>
       <w:r>
-        <w:t xml:space="preserve">Plaintiffs purport to state claims under the jus publicum or “public trust” doctrine, a common law doctrine providing that the Commonwealth owns the submerged land under navigable tidal waters in “trust” for the public.</w:t>
-      </w:r>
-      <w:r>
-        <w:t xml:space="preserve"> </w:t>
-      </w:r>
-      <w:r>
-        <w:rPr>
-          <w:i/>
-          <w:iCs/>
-        </w:rPr>
-        <w:t xml:space="preserve">Chincoteague</w:t>
-      </w:r>
-      <w:r>
-        <w:rPr>
-          <w:i/>
-          <w:iCs/>
-        </w:rPr>
-        <w:t xml:space="preserve"> </w:t>
-      </w:r>
-      <w:r>
-        <w:rPr>
-          <w:i/>
-          <w:iCs/>
-        </w:rPr>
-        <w:t xml:space="preserve">Inn</w:t>
-      </w:r>
-      <w:r>
-        <w:t xml:space="preserve">, 287 Va. at 387;</w:t>
-      </w:r>
-      <w:r>
-        <w:t xml:space="preserve"> </w:t>
-      </w:r>
-      <w:r>
-        <w:rPr>
-          <w:i/>
-          <w:iCs/>
-        </w:rPr>
-        <w:t xml:space="preserve">see PPL Montana, LLC v. Montana</w:t>
-      </w:r>
-      <w:r>
-        <w:t xml:space="preserve">, 565 U.S. 603–04 (2012) (“[T]he States retain residual power to determine the scope of the public trust over waters within their borders, while federal law determines riverbed title”). The jus publicum creates a common-law “right to navigate the Commonwealth’s waters” in order “to move and transport goods.”</w:t>
-      </w:r>
-      <w:r>
-        <w:t xml:space="preserve"> </w:t>
-      </w:r>
-      <w:r>
-        <w:rPr>
-          <w:i/>
-          <w:iCs/>
-        </w:rPr>
-        <w:t xml:space="preserve">Chincoteague</w:t>
-      </w:r>
-      <w:r>
-        <w:rPr>
-          <w:i/>
-          <w:iCs/>
-        </w:rPr>
-        <w:t xml:space="preserve"> </w:t>
-      </w:r>
-      <w:r>
-        <w:rPr>
-          <w:i/>
-          <w:iCs/>
-        </w:rPr>
-        <w:t xml:space="preserve">Inn</w:t>
-      </w:r>
-      <w:r>
-        <w:t xml:space="preserve">, 287 Va. at 387 (quoting</w:t>
-      </w:r>
-      <w:r>
-        <w:t xml:space="preserve"> </w:t>
-      </w:r>
-      <w:r>
-        <w:rPr>
-          <w:i/>
-          <w:iCs/>
-        </w:rPr>
-        <w:t xml:space="preserve">City of Newport News</w:t>
-      </w:r>
-      <w:r>
-        <w:t xml:space="preserve">, 158 Va. at 550). As a “matter of Virginia common law,” the jus publicum is “subject to the Constitution of Virginia and the General Assembly’s modification by statute.”</w:t>
-      </w:r>
-      <w:r>
-        <w:t xml:space="preserve"> </w:t>
-      </w:r>
-      <w:r>
-        <w:rPr>
-          <w:i/>
-          <w:iCs/>
-        </w:rPr>
-        <w:t xml:space="preserve">Id.</w:t>
-      </w:r>
-      <w:r>
-        <w:t xml:space="preserve"> </w:t>
-      </w:r>
-      <w:r>
-        <w:t xml:space="preserve">at 383.</w:t>
-      </w:r>
-    </w:p>
-    <w:p>
-      <w:pPr>
-        <w:pStyle w:val="BodyText"/>
-      </w:pPr>
-      <w:r>
-        <w:t xml:space="preserve">Plaintiffs’ claims rest on a massive expansion of the doctrine, which they contend creates a “right to use an atmosphere, lands, and waters protected from pollution, impairment, or destruction,” under both the common law and the Virginia Constitution. R. 67, 70, 74 (Compl. ¶¶ 180, 193, 209). They challenge the Gas and Oil Act as well as the Commonwealth’s alleged “policy and practice of exercising [its] statutory discretion in favor of permitting fossil fuel infrastructure,” R. 9 (Compl. ¶ 12), for impairing their claimed jus publicum rights,</w:t>
-      </w:r>
-      <w:r>
-        <w:t xml:space="preserve"> </w:t>
-      </w:r>
-      <w:r>
-        <w:rPr>
-          <w:i/>
-          <w:iCs/>
-        </w:rPr>
-        <w:t xml:space="preserve">see</w:t>
-      </w:r>
-      <w:r>
-        <w:t xml:space="preserve"> </w:t>
-      </w:r>
-      <w:r>
-        <w:t xml:space="preserve">R. 63–67, 68–69, 71–73 (Compl. ¶¶ 166–77, 182–89, 198–205), and thereby also violating their claimed “substantive due process rights in the Virginia Constitution,”</w:t>
-      </w:r>
-      <w:r>
-        <w:t xml:space="preserve"> </w:t>
-      </w:r>
-      <w:r>
-        <w:rPr>
-          <w:i/>
-          <w:iCs/>
-        </w:rPr>
-        <w:t xml:space="preserve">see</w:t>
-      </w:r>
-      <w:r>
-        <w:t xml:space="preserve"> </w:t>
-      </w:r>
-      <w:r>
-        <w:t xml:space="preserve">R. 66–67, 69–71, 73–75 (Compl. ¶¶ 178–81, 190–97, 206–13).</w:t>
-      </w:r>
-    </w:p>
-    <w:p>
-      <w:pPr>
-        <w:pStyle w:val="BodyText"/>
-      </w:pPr>
-      <w:r>
-        <w:t xml:space="preserve">Plaintiffs allege that they have experienced numerous injuries as a consequence of global climate change. Among other things, they allege that “rising temperatures caused by climate change,” R. 12–13, 14, 17, 21 (Compl. ¶¶ 23, 28, 38, 49), interfere with their outdoor and recreational activities, R. 17, 51–52, 54 (Compl. ¶¶ 38, 135, 142), and have led to additional pollen affecting allergies, R. 22, 58 (Compl. ¶¶ 52, 148). They also allege that climate change has “alter[ed] insect populations,” including “ticks” that carry disease, R. 17, 52, 54 (Compl. ¶¶ 38, 136, 142), and has made gardening more “difficult,” R. 13 (Compl. ¶ 23).</w:t>
-      </w:r>
-    </w:p>
-    <w:p>
-      <w:pPr>
-        <w:pStyle w:val="BodyText"/>
-      </w:pPr>
-      <w:r>
-        <w:t xml:space="preserve">Plaintiffs further allege that global climate change has led to “ocean acidification,” which in turn has led to “higher costs in purchasing local shellfish.” R. 50 (Compl. ¶ 133). And they allege that their knowledge of climate change,</w:t>
-      </w:r>
-      <w:r>
-        <w:t xml:space="preserve"> </w:t>
-      </w:r>
-      <w:r>
-        <w:rPr>
-          <w:i/>
-          <w:iCs/>
-        </w:rPr>
-        <w:t xml:space="preserve">see, e.g.</w:t>
-      </w:r>
-      <w:r>
-        <w:t xml:space="preserve">, R. 12, 19–20 (Compl. ¶¶ 21, 46), has led to “anxiety about climate change,” R. 11–12, 15 (Compl. ¶¶ 20, 31), and harmed their asserted “religious and spiritual connection to Virginia’s environment,” R. 11 (Compl. ¶ 20).</w:t>
-      </w:r>
-    </w:p>
-    <w:p>
-      <w:pPr>
-        <w:pStyle w:val="BodyText"/>
-      </w:pPr>
-      <w:r>
-        <w:t xml:space="preserve">Plaintiffs seek a declaratory judgment that Virginia’s existing regulatory framework is unconstitutional and a violation of the jus publicum because it is insufficient to prevent global climate change. R.75–76.</w:t>
-      </w:r>
-    </w:p>
-    <w:p>
-      <w:pPr>
-        <w:pStyle w:val="BodyTextNote"/>
-      </w:pPr>
-      <w:r>
-        <w:t xml:space="preserve">They also seek unspecified “injunctive relief,” R. 9–10, 69, 71, 73, 75 (Compl. ¶¶ 12, 14, 189, 197, 205, 213);</w:t>
-      </w:r>
-      <w:r>
-        <w:t xml:space="preserve"> </w:t>
-      </w:r>
-      <w:r>
-        <w:rPr>
-          <w:i/>
-          <w:iCs/>
-        </w:rPr>
-        <w:t xml:space="preserve">see also</w:t>
-      </w:r>
-      <w:r>
-        <w:t xml:space="preserve"> </w:t>
-      </w:r>
-      <w:r>
-        <w:t xml:space="preserve">R. 75.</w:t>
-      </w:r>
-      <w:r>
-        <w:rPr>
-          <w:rStyle w:val="FootnoteReference"/>
-        </w:rPr>
-        <w:footnoteReference w:id="10"/>
-      </w:r>
-    </w:p>
-    <w:p>
-      <w:pPr>
-        <w:pStyle w:val="BodyText"/>
-      </w:pPr>
-      <w:r>
-        <w:t xml:space="preserve">Defendants filed a demurrer and plea of sovereign immunity. These responsive pleadings raised several reasons Plaintiffs’ complaint should be dismissed, including that sovereign immunity barred their claims; that the claims violated the separation of powers; that Plaintiffs lacked standing; and that they failed to state a claim on the merits because the jus publicum does not apply to greenhouse gas emissions, and the Virginia Constitution creates no substantive due process right to an unimpaired atmosphere or environment. R. 127–47.</w:t>
-      </w:r>
-    </w:p>
-    <w:p>
-      <w:pPr>
-        <w:pStyle w:val="BodyText"/>
-      </w:pPr>
-      <w:r>
-        <w:t xml:space="preserve">The circuit court agreed that the Plaintiffs’ claims could not proceed. After reviewing the briefing and hearing extensive oral argument, the circuit court held “that the Commonwealth of Virginia has sovereign immunity from Plaintiffs’ allegations and . . . that Virginia Constitution Article I, § 11, in this instance, is not self-executing.” R. 215;</w:t>
+        <w:t xml:space="preserve">The circuit court agreed that the Plaintiffs’ claims could not proceed. After reviewing the briefing and hearing extensive oral argument, the circuit court held “that the Commonwealth of Virginia has sovereign immunity from Plaintiffs’ allegations and . . . that Virginia Constitution Article I, § 11, in this instance, is not self-executing.” R. 215;</w:t>
       </w:r>
       <w:r>
         <w:t xml:space="preserve"> </w:t>
@@ -15311,7 +15275,7 @@
         <w:t xml:space="preserve">see also City of Newport News v. Woodward</w:t>
       </w:r>
       <w:r>
-        <w:t xml:space="preserve">, 104 Va. 58, 61 (1905) (concluding that a provision is self-executing “if the nature and extent of the right [it] confer[s] . . . is fixed by the provision itself, so that the same can be determined by the examination and construction of its own terms”).</w:t>
+        <w:t xml:space="preserve">, 104 Va. 58, 61 (1905) (concluding that a provision is self-executing “if the nature and extent of the right [it] confer[s] . . . is fixed by the provision itself, so that the same can be determined by the examination and construction of its own terms”).</w:t>
       </w:r>
     </w:p>
     <w:p>
@@ -15636,13 +15600,7 @@
         <w:t xml:space="preserve">supra</w:t>
       </w:r>
       <w:r>
-        <w:t xml:space="preserve">; Code §§ 8.01</w:t>
-      </w:r>
-      <w:r>
-        <w:noBreakHyphen/>
-      </w:r>
-      <w:r>
-        <w:t xml:space="preserve">195.1</w:t>
+        <w:t xml:space="preserve">; Code §§ 8.01-⁠195.1</w:t>
       </w:r>
       <w:r>
         <w:t xml:space="preserve"> </w:t>
@@ -15658,13 +15616,7 @@
         <w:t xml:space="preserve"> </w:t>
       </w:r>
       <w:r>
-        <w:t xml:space="preserve">(tort claims); Code § 8.01</w:t>
-      </w:r>
-      <w:r>
-        <w:noBreakHyphen/>
-      </w:r>
-      <w:r>
-        <w:t xml:space="preserve">192</w:t>
+        <w:t xml:space="preserve">(tort claims); Code § 8.01-⁠192</w:t>
       </w:r>
       <w:r>
         <w:t xml:space="preserve"> </w:t>
@@ -15694,7 +15646,7 @@
         <w:t xml:space="preserve"> </w:t>
       </w:r>
       <w:r>
-        <w:t xml:space="preserve">Opening Br. 33 (“Article XI, Section 1 . . . defines the scope of [Plaintiffs’] jus publicum rights”). That section provides that “it shall be the Commonwealth’s policy to protect its atmosphere, lands, and waters from pollution, impairment, or destruction, for the benefit, enjoyment, and general welfare of the people of the Commonwealth.” Va. Const. art. XI, § 1.</w:t>
+        <w:t xml:space="preserve">Opening Br. 33 (“Article XI, Section 1 . . . defines the scope of [Plaintiffs’] jus publicum rights”). That section provides that “it shall be the Commonwealth’s policy to protect its atmosphere, lands, and waters from pollution, impairment, or destruction, for the benefit, enjoyment, and general welfare of the people of the Commonwealth.” Va. Const. art. XI, § 1.</w:t>
       </w:r>
       <w:r>
         <w:t xml:space="preserve"> </w:t>
@@ -15858,7 +15810,7 @@
         <w:t xml:space="preserve"> </w:t>
       </w:r>
       <w:r>
-        <w:t xml:space="preserve">at 102. If the provisions “are not self-executing, then the[] claims . . . are barred by the doctrine of sovereign immunity.”</w:t>
+        <w:t xml:space="preserve">at 102. If the provisions “are not self-executing, then the[] claims . . . are barred by the doctrine of sovereign immunity.”</w:t>
       </w:r>
       <w:r>
         <w:t xml:space="preserve"> </w:t>
@@ -15882,7 +15834,7 @@
         <w:pStyle w:val="BodyText"/>
       </w:pPr>
       <w:r>
-        <w:t xml:space="preserve">Plaintiffs argue that “[s]overeign immunity cannot bar [their] jus publicum claims because the jus publicum is inherent in the sovereignty of the people of Virginia and is a judicially enforceable restraint on the Commonwealth’s powers.” Opening Br. 28. But sovereign immunity itself is an “inseparable incident[] . . . of the sovereignty of the State.”</w:t>
+        <w:t xml:space="preserve">Plaintiffs argue that “[s]overeign immunity cannot bar [their] jus publicum claims because the jus publicum is inherent in the sovereignty of the people of Virginia and is a judicially enforceable restraint on the Commonwealth’s powers.” Opening Br. 28. But sovereign immunity itself is an “inseparable incident[] . . . of the sovereignty of the State.”</w:t>
       </w:r>
       <w:r>
         <w:t xml:space="preserve"> </w:t>
@@ -15951,7 +15903,7 @@
         <w:t xml:space="preserve">v. Texas</w:t>
       </w:r>
       <w:r>
-        <w:t xml:space="preserve">, 563 U.S. 277, 283 (2011) (“It is inherent in the nature of sovereignty not to be amenable to the suit of an individual without its consent . . . .” (quoting The Federalist No. 81, p. 511 (B. Wright ed. 1961) (A. Hamilton))).</w:t>
+        <w:t xml:space="preserve">, 563 U.S. 277, 283 (2011) (“It is inherent in the nature of sovereignty not to be amenable to the suit of an individual without its consent . . . .” (quoting The Federalist No. 81, p. 511 (B. Wright ed. 1961) (A. Hamilton))).</w:t>
       </w:r>
     </w:p>
     <w:p>
@@ -16153,7 +16105,7 @@
         <w:t xml:space="preserve">v. County of Goochland</w:t>
       </w:r>
       <w:r>
-        <w:t xml:space="preserve">, 279 Va. 312, 316 (2010) (“[T]he Commonwealth is immune . . . from suits.”);</w:t>
+        <w:t xml:space="preserve">, 279 Va. 312, 316 (2010) (“[T]he Commonwealth is immune . . . from suits.”);</w:t>
       </w:r>
       <w:r>
         <w:t xml:space="preserve"> </w:t>
@@ -16256,7 +16208,7 @@
         <w:t xml:space="preserve">Robb</w:t>
       </w:r>
       <w:r>
-        <w:t xml:space="preserve">, 228 Va. at 683. Rather, it is a declaration of “public policy,” and “instruct[s] the General Assembly to enact statutes whereby the public policy . . . could be executed.”</w:t>
+        <w:t xml:space="preserve">, 228 Va. at 683. Rather, it is a declaration of “public policy,” and “instruct[s] the General Assembly to enact statutes whereby the public policy . . . could be executed.”</w:t>
       </w:r>
       <w:r>
         <w:t xml:space="preserve"> </w:t>
@@ -17068,7 +17020,7 @@
         <w:t xml:space="preserve">DiGiacinto</w:t>
       </w:r>
       <w:r>
-        <w:t xml:space="preserve">, 281 Va. at 137. Contrary to Plaintiffs’ assertions, there is no blanket rule that language “[i]mplicating the Bill of Rights” is “conclusively . . . self-executing.” Opening Br. 11, 21. Rather, the Supreme Court has held that a constitutional provision is self-executing when it “supplies a sufficient rule,” and “is not self-executing when it merely indicates principles, without laying down rules by means of which those principles may be given the</w:t>
+        <w:t xml:space="preserve">, 281 Va. at 137. Contrary to Plaintiffs’ assertions, there is no blanket rule that language “[i]mplicating the Bill of Rights” is “conclusively . . . self-executing.” Opening Br. 11, 21. Rather, the Supreme Court has held that a constitutional provision is self-executing when it “supplies a sufficient rule,” and “is not self-executing when it merely indicates principles, without laying down rules by means of which those principles may be given the</w:t>
       </w:r>
       <w:r>
         <w:t xml:space="preserve"> </w:t>
@@ -17274,7 +17226,7 @@
         <w:t xml:space="preserve">v. Routin</w:t>
       </w:r>
       <w:r>
-        <w:t xml:space="preserve">, 63 Va. Cir. 139, 141 (Norfolk 2003) (“Although Article I, § 1, is part of the Bill of Rights . . . [it] is not self-executing and does not support a private cause of action.”);</w:t>
+        <w:t xml:space="preserve">, 63 Va. Cir. 139, 141 (Norfolk 2003) (“Although Article I, § 1, is part of the Bill of Rights . . . [it] is not self-executing and does not support a private cause of action.”);</w:t>
       </w:r>
       <w:r>
         <w:t xml:space="preserve"> </w:t>
@@ -17761,7 +17713,7 @@
         <w:noBreakHyphen/>
       </w:r>
       <w:r>
-        <w:t xml:space="preserve">03, 2020 Va. Cir. LEXIS 244, at *33 (Loudoun May 22, 2020) (“Article I, § 11 . . . is only self-executing regarding the takings clause.”);</w:t>
+        <w:t xml:space="preserve">03, 2020 Va. Cir. LEXIS 244, at *33 (Loudoun May 22, 2020) (“Article I, § 11 . . . is only self-executing regarding the takings clause.”);</w:t>
       </w:r>
       <w:r>
         <w:t xml:space="preserve"> </w:t>
@@ -17855,7 +17807,7 @@
         <w:t xml:space="preserve">Doe</w:t>
       </w:r>
       <w:r>
-        <w:t xml:space="preserve">, 132 F. Supp. 3d at 728 (dismissing plaintiff’s “allegation of a Virginia Constitution due process violation” with “regard to liberty interests” because “the due process provision of the Virginia Constitution is ‘self-executing’ . . . only . . . with regard to property deprivation”);</w:t>
+        <w:t xml:space="preserve">, 132 F. Supp. 3d at 728 (dismissing plaintiff’s “allegation of a Virginia Constitution due process violation” with “regard to liberty interests” because “the due process provision of the Virginia Constitution is ‘self-executing’ . . . only . . . with regard to property deprivation”);</w:t>
       </w:r>
       <w:r>
         <w:t xml:space="preserve"> </w:t>
@@ -17908,7 +17860,7 @@
         <w:t xml:space="preserve">See, e.g.</w:t>
       </w:r>
       <w:r>
-        <w:t xml:space="preserve">, R. 66–67 (Compl. ¶¶ 178–80) (“[T]here are certain liberty interests protected by the Due Process Clause”). Specifically, they assert that the Due Process Clause creates a substantive “right to use an atmosphere, lands, and waters protected from pollution, impairment, or destruction for their benefit, enjoyment, and general welfare.” R. 67 (Compl. ¶ 180). The circuit court thus correctly held that section 11 is not self-executing in this context.</w:t>
+        <w:t xml:space="preserve">, R. 66–67 (Compl. ¶¶ 178–⁠80) (“[T]here are certain liberty interests protected by the Due Process Clause”). Specifically, they assert that the Due Process Clause creates a substantive “right to use an atmosphere, lands, and waters protected from pollution, impairment, or destruction for their benefit, enjoyment, and general welfare.” R. 67 (Compl. ¶ 180). The circuit court thus correctly held that section 11 is not self-executing in this context.</w:t>
       </w:r>
     </w:p>
     <w:p>
@@ -18145,7 +18097,7 @@
         <w:pStyle w:val="BodyText"/>
       </w:pPr>
       <w:r>
-        <w:t xml:space="preserve">The lack of defined rules for Plaintiffs’ due process claim is particularly glaring given the highly “tenuous . . . causal link between their allegations of climate change and [Defendants’] action.”</w:t>
+        <w:t xml:space="preserve">The lack of defined rules for Plaintiffs’ due process claim is particularly glaring given the highly “tenuous . . . causal link between their allegations of climate change and [Defendants’] action.”</w:t>
       </w:r>
       <w:r>
         <w:t xml:space="preserve"> </w:t>
@@ -18172,7 +18124,7 @@
         <w:t xml:space="preserve">v. United States DOI</w:t>
       </w:r>
       <w:r>
-        <w:t xml:space="preserve">, 563 F.3d 466, 478 (D.C. Cir. 2009). Although Defendants “act to regulate . . . third parties” under the Gas and Oil Act, “Defendant agencies and officers do not [themselves] produce greenhouse gases” under the challenged act.</w:t>
+        <w:t xml:space="preserve">, 563 F.3d 466, 478 (D.C. Cir. 2009). Although Defendants “act to regulate . . . third parties” under the Gas and Oil Act, “Defendant agencies and officers do not [themselves] produce greenhouse gases” under the challenged act.</w:t>
       </w:r>
       <w:r>
         <w:t xml:space="preserve"> </w:t>
@@ -18185,7 +18137,7 @@
         <w:t xml:space="preserve">Clean Air Council</w:t>
       </w:r>
       <w:r>
-        <w:t xml:space="preserve">, 362 F. Supp. 3d at 249. Plaintiffs thus assert that Defendants violated their due process rights by failing to prevent private third-party oil and gas companies from harming them. But “a State’s failure to protect an individual against private [conduct] simply does not constitute a violation of the Due Process Clause,” even if the “failure to do so [is] . . . calamitous in hindsight.”</w:t>
+        <w:t xml:space="preserve">, 362 F. Supp. 3d at 249. Plaintiffs thus assert that Defendants violated their due process rights by failing to prevent private third-party oil and gas companies from harming them. But “a State’s failure to protect an individual against private [conduct] simply does not constitute a violation of the Due Process Clause,” even if the “failure to do so [is] . . . calamitous in hindsight.”</w:t>
       </w:r>
       <w:r>
         <w:t xml:space="preserve"> </w:t>
@@ -18239,7 +18191,7 @@
         <w:t xml:space="preserve">Virginia Marine Res. Comm’n</w:t>
       </w:r>
       <w:r>
-        <w:t xml:space="preserve">, 64 Va. App. 226, 234 (2015) (Kelsey, J.) (holding “the Constitution restrains only state action—not the actions of private individuals” and rejecting claim that “issuance of [a bridge building] permit, by itself, has the legal effect of” violating plaintiff’s “property rights” because the government agency “issued the permit but did not build the bridge” and “[a]s a matter of law . . . the bridge may or may not affect such rights, but the permit does not.”).</w:t>
+        <w:t xml:space="preserve">, 64 Va. App. 226, 234 (2015) (Kelsey, J.) (holding “the Constitution restrains only state action—not the actions of private individuals” and rejecting claim that “issuance of [a bridge building] permit, by itself, has the legal effect of” violating plaintiff’s “property rights” because the government agency “issued the permit but did not build the bridge” and “[a]s a matter of law . . . the bridge may or may not affect such rights, but the permit does not.”).</w:t>
       </w:r>
     </w:p>
     <w:p>
@@ -18529,7 +18481,7 @@
         <w:t xml:space="preserve">Dep’t of State Police</w:t>
       </w:r>
       <w:r>
-        <w:t xml:space="preserve">, 491 U.S. 58, 65 (1989) (holding that “[t]he language of § 1983 . . . falls far short of satisfying the ordinary rule of statutory construction that if Congress intends to alter the ‘usual constitutional balance between the States and the Federal Government,’ it must make its intention to do so ‘unmistakably clear in the language of the statute’” (quoting</w:t>
+        <w:t xml:space="preserve">, 491 U.S. 58, 65 (1989) (holding that “[t]he language of § 1983 . . . falls far short of satisfying the ordinary rule of statutory construction that if Congress intends to alter the ‘usual constitutional balance between the States and the Federal Government,’ it must make its intention to do so ‘unmistakably clear in the language of the statute’” (quoting</w:t>
       </w:r>
       <w:r>
         <w:t xml:space="preserve"> </w:t>
@@ -19045,7 +18997,7 @@
         <w:t xml:space="preserve"> </w:t>
       </w:r>
       <w:r>
-        <w:t xml:space="preserve">(“The legislative power . . . shall be vested in a General Assembly.”); Va. Const. art. V (vesting</w:t>
+        <w:t xml:space="preserve">(“The legislative power . . . shall be vested in a General Assembly.”); Va. Const. art. V (vesting</w:t>
       </w:r>
       <w:r>
         <w:t xml:space="preserve"> </w:t>
@@ -19303,7 +19255,7 @@
         <w:t xml:space="preserve">Personnel Agency, Inc. v. Jones</w:t>
       </w:r>
       <w:r>
-        <w:t xml:space="preserve">, 207 Va. 968, 971 (1967) (“[A]ppellate courts do not sit to give opinions on . . . abstract matters, but only decide actual controversies injuriously affecting the rights of some party to the litigation.”).</w:t>
+        <w:t xml:space="preserve">, 207 Va. 968, 971 (1967) (“[A]ppellate courts do not sit to give opinions on . . . abstract matters, but only decide actual controversies injuriously affecting the rights of some party to the litigation.”).</w:t>
       </w:r>
     </w:p>
     <w:p>
@@ -19337,7 +19289,7 @@
         <w:t xml:space="preserve">Howell</w:t>
       </w:r>
       <w:r>
-        <w:t xml:space="preserve">, 292 Va. 320, 326 (2016) (“The dominant role in articulation of public policy in the Commonwealth of Virginia rests with the elected branches. . . . The Executive and Legislative Branches are directly accountable to the electorate, and it is in those political venues that public policy should be shaped.”);</w:t>
+        <w:t xml:space="preserve">, 292 Va. 320, 326 (2016) (“The dominant role in articulation of public policy in the Commonwealth of Virginia rests with the elected branches. . . . The Executive and Legislative Branches are directly accountable to the electorate, and it is in those political venues that public policy should be shaped.”);</w:t>
       </w:r>
       <w:r>
         <w:t xml:space="preserve"> </w:t>
@@ -19364,7 +19316,7 @@
         <w:t xml:space="preserve">Inc. v. Coupe</w:t>
       </w:r>
       <w:r>
-        <w:t xml:space="preserve">, 219 Va. 287, 293 (1978) (explaining that “legislative machinery is specially geared” to resolve an issue that “involves a multitude of competing economic, cultural, and societal values which courts are ill-equipped” to resolve). Similarly, an “expert agency” in the executive branch, exercising authority delegated by the General Assembly, is “surely better equipped” to regulate “emissions . . . than individual [] judges issuing ad hoc, case-by-case injunctions.”</w:t>
+        <w:t xml:space="preserve">, 219 Va. 287, 293 (1978) (explaining that “legislative machinery is specially geared” to resolve an issue that “involves a multitude of competing economic, cultural, and societal values which courts are ill-equipped” to resolve). Similarly, an “expert agency” in the executive branch, exercising authority delegated by the General Assembly, is “surely better equipped” to regulate “emissions . . . than individual [] judges issuing ad hoc, case-by-case injunctions.”</w:t>
       </w:r>
       <w:r>
         <w:t xml:space="preserve"> </w:t>
@@ -19383,7 +19335,7 @@
         <w:t xml:space="preserve"> </w:t>
       </w:r>
       <w:r>
-        <w:t xml:space="preserve">428 (2011). This Court therefore should not “infring[e] on an area constitutionally committed to the legislature, and disrespect[] . . . coordinate branches of government by supplementing their policy judgments with [the Court’s] own normative musings about the proper balance of development, management, conservation, and environmental protection.”</w:t>
+        <w:t xml:space="preserve">428 (2011). This Court therefore should not “infring[e] on an area constitutionally committed to the legislature, and disrespect[] . . . coordinate branches of government by supplementing their policy judgments with [the Court’s] own normative musings about the proper balance of development, management, conservation, and environmental protection.”</w:t>
       </w:r>
       <w:r>
         <w:t xml:space="preserve"> </w:t>
@@ -19637,13 +19589,7 @@
         <w:t xml:space="preserve"> </w:t>
       </w:r>
       <w:r>
-        <w:t xml:space="preserve">R. 37–38, 43–44, 62 (Compl. ¶¶ 96, 114, 161 (citing Code § 45.2</w:t>
-      </w:r>
-      <w:r>
-        <w:noBreakHyphen/>
-      </w:r>
-      <w:r>
-        <w:t xml:space="preserve">1706.1)). Plaintiffs want this Court “to rewrite a statute” in order “to accelerate the pace and extent [of] greenhouse gas reduction” to match their preferred policy approach.</w:t>
+        <w:t xml:space="preserve">R. 37–38, 43–44, 62 (Compl. ¶¶ 96, 114, 161 (citing Code § 45.2-⁠1706.1)). Plaintiffs want this Court “to rewrite a statute” in order “to accelerate the pace and extent [of] greenhouse gas reduction” to match their preferred policy approach.</w:t>
       </w:r>
       <w:r>
         <w:t xml:space="preserve"> </w:t>
@@ -19861,7 +19807,7 @@
         <w:t xml:space="preserve">v. Campbell</w:t>
       </w:r>
       <w:r>
-        <w:t xml:space="preserve">, 282 Va. 113, 119 (2011))). The doctrine of “standing . . . is built on separation-of-powers principles [and] serves to prevent the judicial process from being used to usurp the powers of the political branches.”</w:t>
+        <w:t xml:space="preserve">, 282 Va. 113, 119 (2011))). The doctrine of “standing . . . is built on separation-of-powers principles [and] serves to prevent the judicial process from being used to usurp the powers of the political branches.”</w:t>
       </w:r>
       <w:r>
         <w:t xml:space="preserve"> </w:t>
@@ -20259,7 +20205,7 @@
         <w:t xml:space="preserve"> </w:t>
       </w:r>
       <w:r>
-        <w:t xml:space="preserve">United Nations, Climate Action (last visited May 19, 2023), https://tinyurl.com/​wvjz52p4</w:t>
+        <w:t xml:space="preserve">United Nations, Climate Action (last visited May 19, 2023), https://​tinyurl.​com/​wvjz52p4</w:t>
       </w:r>
       <w:r>
         <w:t xml:space="preserve"> </w:t>
@@ -20278,7 +20224,7 @@
         <w:t xml:space="preserve">Compare Oil</w:t>
       </w:r>
       <w:r>
-        <w:t xml:space="preserve">, Va. Dep’t of Energy, https://tinyurl.com/3wacf466</w:t>
+        <w:t xml:space="preserve">, Va. Dep’t of Energy, https://​tinyurl.​com/​3wacf466</w:t>
       </w:r>
       <w:r>
         <w:t xml:space="preserve"> </w:t>
@@ -20297,7 +20243,7 @@
         <w:t xml:space="preserve">and Natural Gas</w:t>
       </w:r>
       <w:r>
-        <w:t xml:space="preserve">, Va. Dep’t of Energy, https://tinyurl.com/4j2hbmcp</w:t>
+        <w:t xml:space="preserve">, Va. Dep’t of Energy, https://​tinyurl.​com/​4j2hbmcp</w:t>
       </w:r>
       <w:r>
         <w:t xml:space="preserve"> </w:t>
@@ -20346,7 +20292,7 @@
         <w:t xml:space="preserve">1998–2021</w:t>
       </w:r>
       <w:r>
-        <w:t xml:space="preserve">, Statista, https://tinyurl.com/​ck36ks42 (last visited May 19, 2023) (“Global oil production amounted to 89.9 million barrels per day in 2021.” (emphasis added)),</w:t>
+        <w:t xml:space="preserve">, Statista, https://​tinyurl.​com/​ck36ks42 (last visited May 19, 2023) (“Global oil production amounted to 89.9 million barrels per day in 2021.” (emphasis added)),</w:t>
       </w:r>
       <w:r>
         <w:t xml:space="preserve"> </w:t>
@@ -20389,7 +20335,7 @@
         <w:t xml:space="preserve">1998–2022</w:t>
       </w:r>
       <w:r>
-        <w:t xml:space="preserve">, Statista, https://tinyurl.com/4defej2r (last visited May 19, 2023) (“Global natural gas production amounted to some 4.09 trillion cubic meters in 2022, signifying a slight decrease compared to the previous year.” (emphasis added)).</w:t>
+        <w:t xml:space="preserve">, Statista, https://​tinyurl.​com/​4defej2r (last visited May 19, 2023) (“Global natural gas production amounted to some 4.09 trillion cubic meters in 2022, signifying a slight decrease compared to the previous year.” (emphasis added)).</w:t>
       </w:r>
     </w:p>
     <w:p>
@@ -20637,7 +20583,7 @@
         <w:t xml:space="preserve">Authority</w:t>
       </w:r>
       <w:r>
-        <w:t xml:space="preserve">, 615 F.3d 291, 302 (4th Cir. 2010) (explaining how “patchwork of . . . injunctions could well lead to increased air pollution”);</w:t>
+        <w:t xml:space="preserve">, 615 F.3d 291, 302 (4th Cir. 2010) (explaining how “patchwork of . . . injunctions could well lead to increased air pollution”);</w:t>
       </w:r>
       <w:r>
         <w:t xml:space="preserve"> </w:t>
@@ -20658,13 +20604,7 @@
         <w:pStyle w:val="BodyText"/>
       </w:pPr>
       <w:r>
-        <w:t xml:space="preserve">Plaintiffs likewise lack statutory standing under Code § 8.01</w:t>
-      </w:r>
-      <w:r>
-        <w:noBreakHyphen/>
-      </w:r>
-      <w:r>
-        <w:t xml:space="preserve">184 to pursue declaratory relief. A “declaratory judgment” is appropriate only if it will provide “specific relief through a decree of a conclusive character.”</w:t>
+        <w:t xml:space="preserve">Plaintiffs likewise lack statutory standing under Code § 8.01-⁠184 to pursue declaratory relief. A “declaratory judgment” is appropriate only if it will provide “specific relief through a decree of a conclusive character.”</w:t>
       </w:r>
       <w:r>
         <w:t xml:space="preserve"> </w:t>
@@ -20767,7 +20707,7 @@
     </w:p>
     <w:p>
       <w:pPr>
-        <w:pStyle w:val="BodyText"/>
+        <w:pStyle w:val="BodyTextKeep"/>
       </w:pPr>
       <w:r>
         <w:t xml:space="preserve">For the foregoing reasons, this Court should affirm.</w:t>
@@ -20775,6 +20715,8 @@
     </w:p>
     <w:p>
       <w:pPr>
+        <w:keepNext/>
+        <w:keepLines/>
         <w:spacing w:before="0" w:after="0" w:line="432" w:lineRule="exact"/>
       </w:pPr>
     </w:p>
@@ -22360,21 +22302,7 @@
           <w:i/>
           <w:iCs/>
         </w:rPr>
-        <w:t xml:space="preserve">Iowa Citizens</w:t>
-      </w:r>
-      <w:r>
-        <w:rPr>
-          <w:i/>
-          <w:iCs/>
-        </w:rPr>
-        <w:t xml:space="preserve"> </w:t>
-      </w:r>
-      <w:r>
-        <w:rPr>
-          <w:i/>
-          <w:iCs/>
-        </w:rPr>
-        <w:t xml:space="preserve">for Cmty. Improvement &amp; Food &amp; Water Watch v. State</w:t>
+        <w:t xml:space="preserve">Iowa Citizens for Cmty. Improvement &amp; Food &amp; Water Watch v. State</w:t>
       </w:r>
       <w:r>
         <w:t xml:space="preserve">, 962 N.W.2d 780, 785, 799 (Iowa 2021) (ordering dismissal of a complaint based on the public trust doctrine);</w:t>
@@ -22536,7 +22464,7 @@
         <w:t xml:space="preserve">v. State</w:t>
       </w:r>
       <w:r>
-        <w:t xml:space="preserve">, 480 P.3d 438, 446 (Wash. Ct. App. 2021) (requesting that the court order the State “to develop and submit to the Court . . . an enforceable state climate recovery plan,” and that it “[r]etain jurisdiction . . . to approve, monitor and enforce compliance” with that plan);</w:t>
+        <w:t xml:space="preserve">, 480 P.3d 438, 446 (Wash. Ct. App. 2021) (requesting that the court order the State “to develop and submit to the Court . . . an enforceable state climate recovery plan,” and that it “[r]etain jurisdiction . . . to approve, monitor and enforce compliance” with that plan);</w:t>
       </w:r>
       <w:r>
         <w:t xml:space="preserve"> </w:t>
@@ -22563,7 +22491,7 @@
         <w:t xml:space="preserve">v. Brown</w:t>
       </w:r>
       <w:r>
-        <w:t xml:space="preserve">, 475 P.3d 68, 72 (Or. 2020) (seeking “an injunction ordering the state to . . . implement a carbon reduction plan . . ., which the court would supervise to ensure enforcement.”);</w:t>
+        <w:t xml:space="preserve">, 475 P.3d 68, 72 (Or. 2020) (seeking “an injunction ordering the state to . . . implement a carbon reduction plan . . ., which the court would supervise to ensure enforcement.”);</w:t>
       </w:r>
       <w:r>
         <w:t xml:space="preserve"> </w:t>
@@ -23534,6 +23462,7 @@
     <w:unhideWhenUsed/>
     <w:qFormat/>
     <w:pPr>
+      <w:keepLines/>
       <w:spacing w:before="0" w:after="140" w:line="322" w:lineRule="exact"/>
     </w:pPr>
     <w:rPr>
@@ -23732,6 +23661,15 @@
       <w:ind w:firstLine="0"/>
     </w:pPr>
   </w:style>
+  <w:style w:type="paragraph" w:customStyle="1" w:styleId="BodyTextKeep">
+    <w:name w:val="Body Text Keep"/>
+    <w:basedOn w:val="BodyText"/>
+    <w:qFormat/>
+    <w:pPr>
+      <w:keepNext/>
+      <w:keepLines/>
+    </w:pPr>
+  </w:style>
   <w:style w:type="paragraph" w:customStyle="1" w:styleId="XdList1">
     <w:name w:val="XdList 1"/>
     <w:basedOn w:val="Normal"/>
@@ -23784,6 +23722,33 @@
     <w:pPr>
       <w:spacing w:before="0" w:after="0" w:line="322" w:lineRule="exact"/>
       <w:ind w:left="2160" w:hanging="720"/>
+    </w:pPr>
+  </w:style>
+  <w:style w:type="paragraph" w:customStyle="1" w:styleId="XdQuoteList1">
+    <w:name w:val="Xd Quote List 1"/>
+    <w:basedOn w:val="Normal"/>
+    <w:qFormat/>
+    <w:pPr>
+      <w:spacing w:before="0" w:after="0" w:line="322" w:lineRule="exact"/>
+      <w:ind w:left="1440" w:right="720" w:hanging="720"/>
+    </w:pPr>
+  </w:style>
+  <w:style w:type="paragraph" w:customStyle="1" w:styleId="XdQuoteList2">
+    <w:name w:val="Xd Quote List 2"/>
+    <w:basedOn w:val="Normal"/>
+    <w:qFormat/>
+    <w:pPr>
+      <w:spacing w:before="0" w:after="0" w:line="322" w:lineRule="exact"/>
+      <w:ind w:left="2160" w:right="720" w:hanging="720"/>
+    </w:pPr>
+  </w:style>
+  <w:style w:type="paragraph" w:customStyle="1" w:styleId="XdQuoteList3">
+    <w:name w:val="Xd Quote List 3"/>
+    <w:basedOn w:val="Normal"/>
+    <w:qFormat/>
+    <w:pPr>
+      <w:spacing w:before="0" w:after="0" w:line="322" w:lineRule="exact"/>
+      <w:ind w:left="2880" w:right="720" w:hanging="720"/>
     </w:pPr>
   </w:style>
   <w:style w:type="paragraph" w:customStyle="1" w:styleId="SourceCode">

--- a/courts/fourth-circuit/virginia/state/court-of-appeals/answering-brief/usage/OUTPUT-answering-brief.docx
+++ b/courts/fourth-circuit/virginia/state/court-of-appeals/answering-brief/usage/OUTPUT-answering-brief.docx
@@ -14323,7 +14323,7 @@
         <w:pStyle w:val="BodyText"/>
       </w:pPr>
       <w:r>
-        <w:t xml:space="preserve">The circuit court agreed that the Plaintiffs’ claims could not proceed. After reviewing the briefing and hearing extensive oral argument, the circuit court held “that the Commonwealth of Virginia has sovereign immunity from Plaintiffs’ allegations and . . . that Virginia Constitution Article I, § 11, in this instance, is not self-executing.” R. 215;</w:t>
+        <w:t xml:space="preserve">The circuit court agreed that the Plaintiffs’ claims could not proceed. After reviewing the briefing and hearing extensive oral argument, the circuit court held “that the Commonwealth of Virginia has sovereign immunity from Plaintiffs’ allegations and ⁠. ⁠. ⁠. that Virginia Constitution Article I, § 11, in this instance, is not self-executing.” R. 215;</w:t>
       </w:r>
       <w:r>
         <w:t xml:space="preserve"> </w:t>
@@ -15275,7 +15275,7 @@
         <w:t xml:space="preserve">see also City of Newport News v. Woodward</w:t>
       </w:r>
       <w:r>
-        <w:t xml:space="preserve">, 104 Va. 58, 61 (1905) (concluding that a provision is self-executing “if the nature and extent of the right [it] confer[s] . . . is fixed by the provision itself, so that the same can be determined by the examination and construction of its own terms”).</w:t>
+        <w:t xml:space="preserve">, 104 Va. 58, 61 (1905) (concluding that a provision is self-executing “if the nature and extent of the right [it] confer[s] ⁠. ⁠. ⁠. is fixed by the provision itself, so that the same can be determined by the examination and construction of its own terms”).</w:t>
       </w:r>
     </w:p>
     <w:p>
@@ -15646,7 +15646,7 @@
         <w:t xml:space="preserve"> </w:t>
       </w:r>
       <w:r>
-        <w:t xml:space="preserve">Opening Br. 33 (“Article XI, Section 1 . . . defines the scope of [Plaintiffs’] jus publicum rights”). That section provides that “it shall be the Commonwealth’s policy to protect its atmosphere, lands, and waters from pollution, impairment, or destruction, for the benefit, enjoyment, and general welfare of the people of the Commonwealth.” Va. Const. art. XI, § 1.</w:t>
+        <w:t xml:space="preserve">Opening Br. 33 (“Article XI, Section 1 ⁠. ⁠. ⁠. defines the scope of [Plaintiffs’] jus publicum rights”). That section provides that “it shall be the Commonwealth’s policy to protect its atmosphere, lands, and waters from pollution, impairment, or destruction, for the benefit, enjoyment, and general welfare of the people of the Commonwealth.” Va. Const. art. XI, § 1.</w:t>
       </w:r>
       <w:r>
         <w:t xml:space="preserve"> </w:t>
@@ -15810,7 +15810,7 @@
         <w:t xml:space="preserve"> </w:t>
       </w:r>
       <w:r>
-        <w:t xml:space="preserve">at 102. If the provisions “are not self-executing, then the[] claims . . . are barred by the doctrine of sovereign immunity.”</w:t>
+        <w:t xml:space="preserve">at 102. If the provisions “are not self-executing, then the[] claims ⁠. ⁠. ⁠. are barred by the doctrine of sovereign immunity.”</w:t>
       </w:r>
       <w:r>
         <w:t xml:space="preserve"> </w:t>
@@ -15834,7 +15834,7 @@
         <w:pStyle w:val="BodyText"/>
       </w:pPr>
       <w:r>
-        <w:t xml:space="preserve">Plaintiffs argue that “[s]overeign immunity cannot bar [their] jus publicum claims because the jus publicum is inherent in the sovereignty of the people of Virginia and is a judicially enforceable restraint on the Commonwealth’s powers.” Opening Br. 28. But sovereign immunity itself is an “inseparable incident[] . . . of the sovereignty of the State.”</w:t>
+        <w:t xml:space="preserve">Plaintiffs argue that “[s]overeign immunity cannot bar [their] jus publicum claims because the jus publicum is inherent in the sovereignty of the people of Virginia and is a judicially enforceable restraint on the Commonwealth’s powers.” Opening Br. 28. But sovereign immunity itself is an “inseparable incident[] ⁠. ⁠. ⁠. of the sovereignty of the State.”</w:t>
       </w:r>
       <w:r>
         <w:t xml:space="preserve"> </w:t>
@@ -15903,7 +15903,7 @@
         <w:t xml:space="preserve">v. Texas</w:t>
       </w:r>
       <w:r>
-        <w:t xml:space="preserve">, 563 U.S. 277, 283 (2011) (“It is inherent in the nature of sovereignty not to be amenable to the suit of an individual without its consent . . . .” (quoting The Federalist No. 81, p. 511 (B. Wright ed. 1961) (A. Hamilton))).</w:t>
+        <w:t xml:space="preserve">, 563 U.S. 277, 283 (2011) (“It is inherent in the nature of sovereignty not to be amenable to the suit of an individual without its consent ⁠. ⁠. ⁠. ⁠.” (quoting The Federalist No. 81, p. 511 (B. Wright ed. 1961) (A. Hamilton))).</w:t>
       </w:r>
     </w:p>
     <w:p>
@@ -16105,7 +16105,7 @@
         <w:t xml:space="preserve">v. County of Goochland</w:t>
       </w:r>
       <w:r>
-        <w:t xml:space="preserve">, 279 Va. 312, 316 (2010) (“[T]he Commonwealth is immune . . . from suits.”);</w:t>
+        <w:t xml:space="preserve">, 279 Va. 312, 316 (2010) (“[T]he Commonwealth is immune ⁠. ⁠. ⁠. from suits.”);</w:t>
       </w:r>
       <w:r>
         <w:t xml:space="preserve"> </w:t>
@@ -16208,7 +16208,7 @@
         <w:t xml:space="preserve">Robb</w:t>
       </w:r>
       <w:r>
-        <w:t xml:space="preserve">, 228 Va. at 683. Rather, it is a declaration of “public policy,” and “instruct[s] the General Assembly to enact statutes whereby the public policy . . . could be executed.”</w:t>
+        <w:t xml:space="preserve">, 228 Va. at 683. Rather, it is a declaration of “public policy,” and “instruct[s] the General Assembly to enact statutes whereby the public policy ⁠. ⁠. ⁠. could be executed.”</w:t>
       </w:r>
       <w:r>
         <w:t xml:space="preserve"> </w:t>
@@ -17020,7 +17020,7 @@
         <w:t xml:space="preserve">DiGiacinto</w:t>
       </w:r>
       <w:r>
-        <w:t xml:space="preserve">, 281 Va. at 137. Contrary to Plaintiffs’ assertions, there is no blanket rule that language “[i]mplicating the Bill of Rights” is “conclusively . . . self-executing.” Opening Br. 11, 21. Rather, the Supreme Court has held that a constitutional provision is self-executing when it “supplies a sufficient rule,” and “is not self-executing when it merely indicates principles, without laying down rules by means of which those principles may be given the</w:t>
+        <w:t xml:space="preserve">, 281 Va. at 137. Contrary to Plaintiffs’ assertions, there is no blanket rule that language “[i]mplicating the Bill of Rights” is “conclusively ⁠. ⁠. ⁠. self-executing.” Opening Br. 11, 21. Rather, the Supreme Court has held that a constitutional provision is self-executing when it “supplies a sufficient rule,” and “is not self-executing when it merely indicates principles, without laying down rules by means of which those principles may be given the</w:t>
       </w:r>
       <w:r>
         <w:t xml:space="preserve"> </w:t>
@@ -17226,7 +17226,7 @@
         <w:t xml:space="preserve">v. Routin</w:t>
       </w:r>
       <w:r>
-        <w:t xml:space="preserve">, 63 Va. Cir. 139, 141 (Norfolk 2003) (“Although Article I, § 1, is part of the Bill of Rights . . . [it] is not self-executing and does not support a private cause of action.”);</w:t>
+        <w:t xml:space="preserve">, 63 Va. Cir. 139, 141 (Norfolk 2003) (“Although Article I, § 1, is part of the Bill of Rights ⁠. ⁠. ⁠. [it] is not self-executing and does not support a private cause of action.”);</w:t>
       </w:r>
       <w:r>
         <w:t xml:space="preserve"> </w:t>
@@ -17713,7 +17713,7 @@
         <w:noBreakHyphen/>
       </w:r>
       <w:r>
-        <w:t xml:space="preserve">03, 2020 Va. Cir. LEXIS 244, at *33 (Loudoun May 22, 2020) (“Article I, § 11 . . . is only self-executing regarding the takings clause.”);</w:t>
+        <w:t xml:space="preserve">03, 2020 Va. Cir. LEXIS 244, at *33 (Loudoun May 22, 2020) (“Article I, § 11 ⁠. ⁠. ⁠. is only self-executing regarding the takings clause.”);</w:t>
       </w:r>
       <w:r>
         <w:t xml:space="preserve"> </w:t>
@@ -17807,7 +17807,7 @@
         <w:t xml:space="preserve">Doe</w:t>
       </w:r>
       <w:r>
-        <w:t xml:space="preserve">, 132 F. Supp. 3d at 728 (dismissing plaintiff’s “allegation of a Virginia Constitution due process violation” with “regard to liberty interests” because “the due process provision of the Virginia Constitution is ‘self-executing’ . . . only . . . with regard to property deprivation”);</w:t>
+        <w:t xml:space="preserve">, 132 F. Supp. 3d at 728 (dismissing plaintiff’s “allegation of a Virginia Constitution due process violation” with “regard to liberty interests” because “the due process provision of the Virginia Constitution is ‘self-executing’ ⁠. ⁠. ⁠. only ⁠. ⁠. ⁠. with regard to property deprivation”);</w:t>
       </w:r>
       <w:r>
         <w:t xml:space="preserve"> </w:t>
@@ -18097,7 +18097,7 @@
         <w:pStyle w:val="BodyText"/>
       </w:pPr>
       <w:r>
-        <w:t xml:space="preserve">The lack of defined rules for Plaintiffs’ due process claim is particularly glaring given the highly “tenuous . . . causal link between their allegations of climate change and [Defendants’] action.”</w:t>
+        <w:t xml:space="preserve">The lack of defined rules for Plaintiffs’ due process claim is particularly glaring given the highly “tenuous ⁠. ⁠. ⁠. causal link between their allegations of climate change and [Defendants’] action.”</w:t>
       </w:r>
       <w:r>
         <w:t xml:space="preserve"> </w:t>
@@ -18124,7 +18124,7 @@
         <w:t xml:space="preserve">v. United States DOI</w:t>
       </w:r>
       <w:r>
-        <w:t xml:space="preserve">, 563 F.3d 466, 478 (D.C. Cir. 2009). Although Defendants “act to regulate . . . third parties” under the Gas and Oil Act, “Defendant agencies and officers do not [themselves] produce greenhouse gases” under the challenged act.</w:t>
+        <w:t xml:space="preserve">, 563 F.3d 466, 478 (D.C. Cir. 2009). Although Defendants “act to regulate ⁠. ⁠. ⁠. third parties” under the Gas and Oil Act, “Defendant agencies and officers do not [themselves] produce greenhouse gases” under the challenged act.</w:t>
       </w:r>
       <w:r>
         <w:t xml:space="preserve"> </w:t>
@@ -18137,7 +18137,7 @@
         <w:t xml:space="preserve">Clean Air Council</w:t>
       </w:r>
       <w:r>
-        <w:t xml:space="preserve">, 362 F. Supp. 3d at 249. Plaintiffs thus assert that Defendants violated their due process rights by failing to prevent private third-party oil and gas companies from harming them. But “a State’s failure to protect an individual against private [conduct] simply does not constitute a violation of the Due Process Clause,” even if the “failure to do so [is] . . . calamitous in hindsight.”</w:t>
+        <w:t xml:space="preserve">, 362 F. Supp. 3d at 249. Plaintiffs thus assert that Defendants violated their due process rights by failing to prevent private third-party oil and gas companies from harming them. But “a State’s failure to protect an individual against private [conduct] simply does not constitute a violation of the Due Process Clause,” even if the “failure to do so [is] ⁠. ⁠. ⁠. calamitous in hindsight.”</w:t>
       </w:r>
       <w:r>
         <w:t xml:space="preserve"> </w:t>
@@ -18191,7 +18191,7 @@
         <w:t xml:space="preserve">Virginia Marine Res. Comm’n</w:t>
       </w:r>
       <w:r>
-        <w:t xml:space="preserve">, 64 Va. App. 226, 234 (2015) (Kelsey, J.) (holding “the Constitution restrains only state action—not the actions of private individuals” and rejecting claim that “issuance of [a bridge building] permit, by itself, has the legal effect of” violating plaintiff’s “property rights” because the government agency “issued the permit but did not build the bridge” and “[a]s a matter of law . . . the bridge may or may not affect such rights, but the permit does not.”).</w:t>
+        <w:t xml:space="preserve">, 64 Va. App. 226, 234 (2015) (Kelsey, J.) (holding “the Constitution restrains only state action—not the actions of private individuals” and rejecting claim that “issuance of [a bridge building] permit, by itself, has the legal effect of” violating plaintiff’s “property rights” because the government agency “issued the permit but did not build the bridge” and “[a]s a matter of law ⁠. ⁠. ⁠. the bridge may or may not affect such rights, but the permit does not.”).</w:t>
       </w:r>
     </w:p>
     <w:p>
@@ -18481,7 +18481,7 @@
         <w:t xml:space="preserve">Dep’t of State Police</w:t>
       </w:r>
       <w:r>
-        <w:t xml:space="preserve">, 491 U.S. 58, 65 (1989) (holding that “[t]he language of § 1983 . . . falls far short of satisfying the ordinary rule of statutory construction that if Congress intends to alter the ‘usual constitutional balance between the States and the Federal Government,’ it must make its intention to do so ‘unmistakably clear in the language of the statute’” (quoting</w:t>
+        <w:t xml:space="preserve">, 491 U.S. 58, 65 (1989) (holding that “[t]he language of § 1983 ⁠. ⁠. ⁠. falls far short of satisfying the ordinary rule of statutory construction that if Congress intends to alter the ‘usual constitutional balance between the States and the Federal Government,’ it must make its intention to do so ‘unmistakably clear in the language of the statute’” (quoting</w:t>
       </w:r>
       <w:r>
         <w:t xml:space="preserve"> </w:t>
@@ -18997,7 +18997,7 @@
         <w:t xml:space="preserve"> </w:t>
       </w:r>
       <w:r>
-        <w:t xml:space="preserve">(“The legislative power . . . shall be vested in a General Assembly.”); Va. Const. art. V (vesting</w:t>
+        <w:t xml:space="preserve">(“The legislative power ⁠. ⁠. ⁠. shall be vested in a General Assembly.”); Va. Const. art. V (vesting</w:t>
       </w:r>
       <w:r>
         <w:t xml:space="preserve"> </w:t>
@@ -19255,7 +19255,7 @@
         <w:t xml:space="preserve">Personnel Agency, Inc. v. Jones</w:t>
       </w:r>
       <w:r>
-        <w:t xml:space="preserve">, 207 Va. 968, 971 (1967) (“[A]ppellate courts do not sit to give opinions on . . . abstract matters, but only decide actual controversies injuriously affecting the rights of some party to the litigation.”).</w:t>
+        <w:t xml:space="preserve">, 207 Va. 968, 971 (1967) (“[A]ppellate courts do not sit to give opinions on ⁠. ⁠. ⁠. abstract matters, but only decide actual controversies injuriously affecting the rights of some party to the litigation.”).</w:t>
       </w:r>
     </w:p>
     <w:p>
@@ -19289,7 +19289,7 @@
         <w:t xml:space="preserve">Howell</w:t>
       </w:r>
       <w:r>
-        <w:t xml:space="preserve">, 292 Va. 320, 326 (2016) (“The dominant role in articulation of public policy in the Commonwealth of Virginia rests with the elected branches. . . . The Executive and Legislative Branches are directly accountable to the electorate, and it is in those political venues that public policy should be shaped.”);</w:t>
+        <w:t xml:space="preserve">, 292 Va. 320, 326 (2016) (“The dominant role in articulation of public policy in the Commonwealth of Virginia rests with the elected branches. ⁠. ⁠. ⁠. The Executive and Legislative Branches are directly accountable to the electorate, and it is in those political venues that public policy should be shaped.”);</w:t>
       </w:r>
       <w:r>
         <w:t xml:space="preserve"> </w:t>
@@ -19316,7 +19316,7 @@
         <w:t xml:space="preserve">Inc. v. Coupe</w:t>
       </w:r>
       <w:r>
-        <w:t xml:space="preserve">, 219 Va. 287, 293 (1978) (explaining that “legislative machinery is specially geared” to resolve an issue that “involves a multitude of competing economic, cultural, and societal values which courts are ill-equipped” to resolve). Similarly, an “expert agency” in the executive branch, exercising authority delegated by the General Assembly, is “surely better equipped” to regulate “emissions . . . than individual [] judges issuing ad hoc, case-by-case injunctions.”</w:t>
+        <w:t xml:space="preserve">, 219 Va. 287, 293 (1978) (explaining that “legislative machinery is specially geared” to resolve an issue that “involves a multitude of competing economic, cultural, and societal values which courts are ill-equipped” to resolve). Similarly, an “expert agency” in the executive branch, exercising authority delegated by the General Assembly, is “surely better equipped” to regulate “emissions ⁠. ⁠. ⁠. than individual [] judges issuing ad hoc, case-by-case injunctions.”</w:t>
       </w:r>
       <w:r>
         <w:t xml:space="preserve"> </w:t>
@@ -19335,7 +19335,7 @@
         <w:t xml:space="preserve"> </w:t>
       </w:r>
       <w:r>
-        <w:t xml:space="preserve">428 (2011). This Court therefore should not “infring[e] on an area constitutionally committed to the legislature, and disrespect[] . . . coordinate branches of government by supplementing their policy judgments with [the Court’s] own normative musings about the proper balance of development, management, conservation, and environmental protection.”</w:t>
+        <w:t xml:space="preserve">428 (2011). This Court therefore should not “infring[e] on an area constitutionally committed to the legislature, and disrespect[] ⁠. ⁠. ⁠. coordinate branches of government by supplementing their policy judgments with [the Court’s] own normative musings about the proper balance of development, management, conservation, and environmental protection.”</w:t>
       </w:r>
       <w:r>
         <w:t xml:space="preserve"> </w:t>
@@ -19807,7 +19807,7 @@
         <w:t xml:space="preserve">v. Campbell</w:t>
       </w:r>
       <w:r>
-        <w:t xml:space="preserve">, 282 Va. 113, 119 (2011))). The doctrine of “standing . . . is built on separation-of-powers principles [and] serves to prevent the judicial process from being used to usurp the powers of the political branches.”</w:t>
+        <w:t xml:space="preserve">, 282 Va. 113, 119 (2011))). The doctrine of “standing ⁠. ⁠. ⁠. is built on separation-of-powers principles [and] serves to prevent the judicial process from being used to usurp the powers of the political branches.”</w:t>
       </w:r>
       <w:r>
         <w:t xml:space="preserve"> </w:t>
@@ -20583,7 +20583,7 @@
         <w:t xml:space="preserve">Authority</w:t>
       </w:r>
       <w:r>
-        <w:t xml:space="preserve">, 615 F.3d 291, 302 (4th Cir. 2010) (explaining how “patchwork of . . . injunctions could well lead to increased air pollution”);</w:t>
+        <w:t xml:space="preserve">, 615 F.3d 291, 302 (4th Cir. 2010) (explaining how “patchwork of ⁠. ⁠. ⁠. injunctions could well lead to increased air pollution”);</w:t>
       </w:r>
       <w:r>
         <w:t xml:space="preserve"> </w:t>
@@ -22464,7 +22464,7 @@
         <w:t xml:space="preserve">v. State</w:t>
       </w:r>
       <w:r>
-        <w:t xml:space="preserve">, 480 P.3d 438, 446 (Wash. Ct. App. 2021) (requesting that the court order the State “to develop and submit to the Court . . . an enforceable state climate recovery plan,” and that it “[r]etain jurisdiction . . . to approve, monitor and enforce compliance” with that plan);</w:t>
+        <w:t xml:space="preserve">, 480 P.3d 438, 446 (Wash. Ct. App. 2021) (requesting that the court order the State “to develop and submit to the Court ⁠. ⁠. ⁠. an enforceable state climate recovery plan,” and that it “[r]etain jurisdiction ⁠. ⁠. ⁠. to approve, monitor and enforce compliance” with that plan);</w:t>
       </w:r>
       <w:r>
         <w:t xml:space="preserve"> </w:t>
@@ -22491,7 +22491,7 @@
         <w:t xml:space="preserve">v. Brown</w:t>
       </w:r>
       <w:r>
-        <w:t xml:space="preserve">, 475 P.3d 68, 72 (Or. 2020) (seeking “an injunction ordering the state to . . . implement a carbon reduction plan . . ., which the court would supervise to ensure enforcement.”);</w:t>
+        <w:t xml:space="preserve">, 475 P.3d 68, 72 (Or. 2020) (seeking “an injunction ordering the state to ⁠. ⁠. ⁠. implement a carbon reduction plan ⁠. ⁠. ⁠., which the court would supervise to ensure enforcement.”);</w:t>
       </w:r>
       <w:r>
         <w:t xml:space="preserve"> </w:t>
